--- a/python/p7_python_libraries_packages_modules.docx
+++ b/python/p7_python_libraries_packages_modules.docx
@@ -295,7 +295,7 @@
           <w:sz w:val="32"/>
           <w:szCs w:val="32"/>
         </w:rPr>
-        <w:t>black</w:t>
+        <w:t>ruff</w:t>
       </w:r>
       <w:r>
         <w:rPr>
@@ -329,7 +329,23 @@
           <w:sz w:val="32"/>
           <w:szCs w:val="32"/>
         </w:rPr>
-        <w:t>………………………………………………12</w:t>
+        <w:t>………………</w:t>
+      </w:r>
+      <w:r>
+        <w:rPr>
+          <w:rFonts w:ascii="Calibri" w:hAnsi="Calibri" w:cs="Calibri"/>
+          <w:sz w:val="32"/>
+          <w:szCs w:val="32"/>
+        </w:rPr>
+        <w:t>…</w:t>
+      </w:r>
+      <w:r>
+        <w:rPr>
+          <w:rFonts w:ascii="Calibri" w:hAnsi="Calibri" w:cs="Calibri"/>
+          <w:sz w:val="32"/>
+          <w:szCs w:val="32"/>
+        </w:rPr>
+        <w:t>………………………………12</w:t>
       </w:r>
       <w:r>
         <w:rPr>
@@ -9082,7 +9098,37 @@
           <w:sz w:val="36"/>
           <w:szCs w:val="36"/>
         </w:rPr>
-        <w:t>black Library (Code Formatting):</w:t>
+        <w:t>ruff</w:t>
+      </w:r>
+      <w:r>
+        <w:rPr>
+          <w:rFonts w:ascii="Calibri" w:hAnsi="Calibri" w:cs="Calibri"/>
+          <w:b/>
+          <w:bCs/>
+          <w:sz w:val="36"/>
+          <w:szCs w:val="36"/>
+        </w:rPr>
+        <w:t xml:space="preserve"> Library (Code Formatting</w:t>
+      </w:r>
+      <w:r>
+        <w:rPr>
+          <w:rFonts w:ascii="Calibri" w:hAnsi="Calibri" w:cs="Calibri"/>
+          <w:b/>
+          <w:bCs/>
+          <w:sz w:val="36"/>
+          <w:szCs w:val="36"/>
+        </w:rPr>
+        <w:t xml:space="preserve"> + Linting</w:t>
+      </w:r>
+      <w:r>
+        <w:rPr>
+          <w:rFonts w:ascii="Calibri" w:hAnsi="Calibri" w:cs="Calibri"/>
+          <w:b/>
+          <w:bCs/>
+          <w:sz w:val="36"/>
+          <w:szCs w:val="36"/>
+        </w:rPr>
+        <w:t>):</w:t>
       </w:r>
     </w:p>
     <w:p>
@@ -9101,6 +9147,489 @@
           <w:szCs w:val="36"/>
         </w:rPr>
         <w:t xml:space="preserve"># </w:t>
+      </w:r>
+      <w:r>
+        <w:rPr>
+          <w:rFonts w:ascii="Calibri" w:hAnsi="Calibri" w:cs="Calibri"/>
+          <w:sz w:val="36"/>
+          <w:szCs w:val="36"/>
+        </w:rPr>
+        <w:t xml:space="preserve">There’s </w:t>
+      </w:r>
+      <w:r>
+        <w:rPr>
+          <w:rFonts w:ascii="Calibri" w:hAnsi="Calibri" w:cs="Calibri"/>
+          <w:b/>
+          <w:bCs/>
+          <w:sz w:val="36"/>
+          <w:szCs w:val="36"/>
+        </w:rPr>
+        <w:t>black</w:t>
+      </w:r>
+      <w:r>
+        <w:rPr>
+          <w:rFonts w:ascii="Calibri" w:hAnsi="Calibri" w:cs="Calibri"/>
+          <w:sz w:val="36"/>
+          <w:szCs w:val="36"/>
+        </w:rPr>
+        <w:t xml:space="preserve"> library too but </w:t>
+      </w:r>
+      <w:r>
+        <w:rPr>
+          <w:rFonts w:ascii="Calibri" w:hAnsi="Calibri" w:cs="Calibri"/>
+          <w:b/>
+          <w:bCs/>
+          <w:sz w:val="36"/>
+          <w:szCs w:val="36"/>
+        </w:rPr>
+        <w:t>ruff</w:t>
+      </w:r>
+      <w:r>
+        <w:rPr>
+          <w:rFonts w:ascii="Calibri" w:hAnsi="Calibri" w:cs="Calibri"/>
+          <w:sz w:val="36"/>
+          <w:szCs w:val="36"/>
+        </w:rPr>
+        <w:t xml:space="preserve"> is faster. </w:t>
+      </w:r>
+      <w:r>
+        <w:rPr>
+          <w:rFonts w:ascii="Calibri" w:hAnsi="Calibri" w:cs="Calibri"/>
+          <w:sz w:val="36"/>
+          <w:szCs w:val="36"/>
+        </w:rPr>
+        <w:t>Ruff's formatter is designed to be compatible with Black's style, while being dramatically faster</w:t>
+      </w:r>
+    </w:p>
+    <w:p>
+      <w:pPr>
+        <w:jc w:val="both"/>
+        <w:rPr>
+          <w:rFonts w:ascii="Calibri" w:hAnsi="Calibri" w:cs="Calibri"/>
+          <w:sz w:val="36"/>
+          <w:szCs w:val="36"/>
+        </w:rPr>
+      </w:pPr>
+      <w:r>
+        <w:rPr>
+          <w:rFonts w:ascii="Calibri" w:hAnsi="Calibri" w:cs="Calibri"/>
+          <w:sz w:val="36"/>
+          <w:szCs w:val="36"/>
+        </w:rPr>
+        <w:t># Install ruff using this command:</w:t>
+      </w:r>
+    </w:p>
+    <w:p>
+      <w:pPr>
+        <w:jc w:val="both"/>
+        <w:rPr>
+          <w:rFonts w:ascii="Calibri" w:hAnsi="Calibri" w:cs="Calibri"/>
+          <w:b/>
+          <w:bCs/>
+          <w:sz w:val="36"/>
+          <w:szCs w:val="36"/>
+        </w:rPr>
+      </w:pPr>
+      <w:r>
+        <w:rPr>
+          <w:rFonts w:ascii="Calibri" w:hAnsi="Calibri" w:cs="Calibri"/>
+          <w:b/>
+          <w:bCs/>
+          <w:sz w:val="36"/>
+          <w:szCs w:val="36"/>
+        </w:rPr>
+        <w:t>pip install ruff</w:t>
+      </w:r>
+    </w:p>
+    <w:p>
+      <w:pPr>
+        <w:jc w:val="both"/>
+        <w:rPr>
+          <w:rFonts w:ascii="Calibri" w:hAnsi="Calibri" w:cs="Calibri"/>
+          <w:sz w:val="36"/>
+          <w:szCs w:val="36"/>
+        </w:rPr>
+      </w:pPr>
+    </w:p>
+    <w:p>
+      <w:pPr>
+        <w:jc w:val="both"/>
+        <w:rPr>
+          <w:rFonts w:ascii="Calibri" w:hAnsi="Calibri" w:cs="Calibri"/>
+          <w:sz w:val="36"/>
+          <w:szCs w:val="36"/>
+        </w:rPr>
+      </w:pPr>
+      <w:r>
+        <w:rPr>
+          <w:rFonts w:ascii="Calibri" w:hAnsi="Calibri" w:cs="Calibri"/>
+          <w:sz w:val="36"/>
+          <w:szCs w:val="36"/>
+        </w:rPr>
+        <w:t>Format Code</w:t>
+      </w:r>
+    </w:p>
+    <w:p>
+      <w:pPr>
+        <w:jc w:val="both"/>
+        <w:rPr>
+          <w:rFonts w:ascii="Calibri" w:hAnsi="Calibri" w:cs="Calibri"/>
+          <w:sz w:val="36"/>
+          <w:szCs w:val="36"/>
+        </w:rPr>
+      </w:pPr>
+      <w:r>
+        <w:rPr>
+          <w:rFonts w:ascii="Calibri" w:hAnsi="Calibri" w:cs="Calibri"/>
+          <w:sz w:val="36"/>
+          <w:szCs w:val="36"/>
+        </w:rPr>
+        <w:t xml:space="preserve"># Format our entire project (similar to </w:t>
+      </w:r>
+      <w:r>
+        <w:rPr>
+          <w:rFonts w:ascii="Calibri" w:hAnsi="Calibri" w:cs="Calibri"/>
+          <w:b/>
+          <w:bCs/>
+          <w:sz w:val="36"/>
+          <w:szCs w:val="36"/>
+        </w:rPr>
+        <w:t xml:space="preserve">dart </w:t>
+      </w:r>
+      <w:proofErr w:type="gramStart"/>
+      <w:r>
+        <w:rPr>
+          <w:rFonts w:ascii="Calibri" w:hAnsi="Calibri" w:cs="Calibri"/>
+          <w:b/>
+          <w:bCs/>
+          <w:sz w:val="36"/>
+          <w:szCs w:val="36"/>
+        </w:rPr>
+        <w:t>format .</w:t>
+      </w:r>
+      <w:proofErr w:type="gramEnd"/>
+      <w:r>
+        <w:rPr>
+          <w:rFonts w:ascii="Calibri" w:hAnsi="Calibri" w:cs="Calibri"/>
+          <w:sz w:val="36"/>
+          <w:szCs w:val="36"/>
+        </w:rPr>
+        <w:t>)</w:t>
+      </w:r>
+    </w:p>
+    <w:p>
+      <w:pPr>
+        <w:jc w:val="both"/>
+        <w:rPr>
+          <w:rFonts w:ascii="Calibri" w:hAnsi="Calibri" w:cs="Calibri"/>
+          <w:b/>
+          <w:bCs/>
+          <w:color w:val="60CAF3" w:themeColor="accent4" w:themeTint="99"/>
+          <w:sz w:val="36"/>
+          <w:szCs w:val="36"/>
+        </w:rPr>
+      </w:pPr>
+      <w:r>
+        <w:rPr>
+          <w:rFonts w:ascii="Calibri" w:hAnsi="Calibri" w:cs="Calibri"/>
+          <w:b/>
+          <w:bCs/>
+          <w:color w:val="60CAF3" w:themeColor="accent4" w:themeTint="99"/>
+          <w:sz w:val="36"/>
+          <w:szCs w:val="36"/>
+        </w:rPr>
+        <w:t xml:space="preserve">ruff </w:t>
+      </w:r>
+      <w:proofErr w:type="gramStart"/>
+      <w:r>
+        <w:rPr>
+          <w:rFonts w:ascii="Calibri" w:hAnsi="Calibri" w:cs="Calibri"/>
+          <w:b/>
+          <w:bCs/>
+          <w:color w:val="60CAF3" w:themeColor="accent4" w:themeTint="99"/>
+          <w:sz w:val="36"/>
+          <w:szCs w:val="36"/>
+        </w:rPr>
+        <w:t>format .</w:t>
+      </w:r>
+      <w:proofErr w:type="gramEnd"/>
+    </w:p>
+    <w:p>
+      <w:pPr>
+        <w:jc w:val="both"/>
+        <w:rPr>
+          <w:rFonts w:ascii="Calibri" w:hAnsi="Calibri" w:cs="Calibri"/>
+          <w:sz w:val="36"/>
+          <w:szCs w:val="36"/>
+        </w:rPr>
+      </w:pPr>
+      <w:r>
+        <w:rPr>
+          <w:rFonts w:ascii="Calibri" w:hAnsi="Calibri" w:cs="Calibri"/>
+          <w:sz w:val="36"/>
+          <w:szCs w:val="36"/>
+        </w:rPr>
+        <w:t># Or a specific file:</w:t>
+      </w:r>
+    </w:p>
+    <w:p>
+      <w:pPr>
+        <w:jc w:val="both"/>
+        <w:rPr>
+          <w:rFonts w:ascii="Calibri" w:hAnsi="Calibri" w:cs="Calibri"/>
+          <w:b/>
+          <w:bCs/>
+          <w:color w:val="60CAF3" w:themeColor="accent4" w:themeTint="99"/>
+          <w:sz w:val="36"/>
+          <w:szCs w:val="36"/>
+        </w:rPr>
+      </w:pPr>
+      <w:r>
+        <w:rPr>
+          <w:rFonts w:ascii="Calibri" w:hAnsi="Calibri" w:cs="Calibri"/>
+          <w:b/>
+          <w:bCs/>
+          <w:color w:val="60CAF3" w:themeColor="accent4" w:themeTint="99"/>
+          <w:sz w:val="36"/>
+          <w:szCs w:val="36"/>
+        </w:rPr>
+        <w:t xml:space="preserve">ruff format </w:t>
+      </w:r>
+      <w:proofErr w:type="spellStart"/>
+      <w:r>
+        <w:rPr>
+          <w:rFonts w:ascii="Calibri" w:hAnsi="Calibri" w:cs="Calibri"/>
+          <w:b/>
+          <w:bCs/>
+          <w:color w:val="60CAF3" w:themeColor="accent4" w:themeTint="99"/>
+          <w:sz w:val="36"/>
+          <w:szCs w:val="36"/>
+        </w:rPr>
+        <w:t>file_path</w:t>
+      </w:r>
+      <w:proofErr w:type="spellEnd"/>
+    </w:p>
+    <w:p>
+      <w:pPr>
+        <w:jc w:val="both"/>
+        <w:rPr>
+          <w:rFonts w:ascii="Calibri" w:hAnsi="Calibri" w:cs="Calibri"/>
+          <w:sz w:val="36"/>
+          <w:szCs w:val="36"/>
+        </w:rPr>
+      </w:pPr>
+    </w:p>
+    <w:p>
+      <w:pPr>
+        <w:jc w:val="both"/>
+        <w:rPr>
+          <w:rFonts w:ascii="Calibri" w:hAnsi="Calibri" w:cs="Calibri"/>
+          <w:sz w:val="36"/>
+          <w:szCs w:val="36"/>
+        </w:rPr>
+      </w:pPr>
+      <w:r>
+        <w:rPr>
+          <w:rFonts w:ascii="Calibri" w:hAnsi="Calibri" w:cs="Calibri"/>
+          <w:sz w:val="36"/>
+          <w:szCs w:val="36"/>
+        </w:rPr>
+        <w:t xml:space="preserve">Check and Add </w:t>
+      </w:r>
+      <w:proofErr w:type="spellStart"/>
+      <w:r>
+        <w:rPr>
+          <w:rFonts w:ascii="Calibri" w:hAnsi="Calibri" w:cs="Calibri"/>
+          <w:sz w:val="36"/>
+          <w:szCs w:val="36"/>
+        </w:rPr>
+        <w:t>Lints</w:t>
+      </w:r>
+      <w:proofErr w:type="spellEnd"/>
+      <w:r>
+        <w:rPr>
+          <w:rFonts w:ascii="Calibri" w:hAnsi="Calibri" w:cs="Calibri"/>
+          <w:sz w:val="36"/>
+          <w:szCs w:val="36"/>
+        </w:rPr>
+        <w:t>:</w:t>
+      </w:r>
+    </w:p>
+    <w:p>
+      <w:pPr>
+        <w:jc w:val="both"/>
+        <w:rPr>
+          <w:rFonts w:ascii="Calibri" w:hAnsi="Calibri" w:cs="Calibri"/>
+          <w:sz w:val="36"/>
+          <w:szCs w:val="36"/>
+        </w:rPr>
+      </w:pPr>
+      <w:r>
+        <w:rPr>
+          <w:rFonts w:ascii="Calibri" w:hAnsi="Calibri" w:cs="Calibri"/>
+          <w:sz w:val="36"/>
+          <w:szCs w:val="36"/>
+        </w:rPr>
+        <w:t># Without modifying anything just check using this command:</w:t>
+      </w:r>
+    </w:p>
+    <w:p>
+      <w:pPr>
+        <w:jc w:val="both"/>
+        <w:rPr>
+          <w:rFonts w:ascii="Calibri" w:hAnsi="Calibri" w:cs="Calibri"/>
+          <w:b/>
+          <w:bCs/>
+          <w:color w:val="60CAF3" w:themeColor="accent4" w:themeTint="99"/>
+          <w:sz w:val="36"/>
+          <w:szCs w:val="36"/>
+        </w:rPr>
+      </w:pPr>
+      <w:r>
+        <w:rPr>
+          <w:rFonts w:ascii="Calibri" w:hAnsi="Calibri" w:cs="Calibri"/>
+          <w:b/>
+          <w:bCs/>
+          <w:color w:val="60CAF3" w:themeColor="accent4" w:themeTint="99"/>
+          <w:sz w:val="36"/>
+          <w:szCs w:val="36"/>
+        </w:rPr>
+        <w:t>ruff format --</w:t>
+      </w:r>
+      <w:proofErr w:type="gramStart"/>
+      <w:r>
+        <w:rPr>
+          <w:rFonts w:ascii="Calibri" w:hAnsi="Calibri" w:cs="Calibri"/>
+          <w:b/>
+          <w:bCs/>
+          <w:color w:val="60CAF3" w:themeColor="accent4" w:themeTint="99"/>
+          <w:sz w:val="36"/>
+          <w:szCs w:val="36"/>
+        </w:rPr>
+        <w:t>check .</w:t>
+      </w:r>
+      <w:proofErr w:type="gramEnd"/>
+    </w:p>
+    <w:p>
+      <w:pPr>
+        <w:jc w:val="both"/>
+        <w:rPr>
+          <w:rFonts w:ascii="Calibri" w:hAnsi="Calibri" w:cs="Calibri"/>
+          <w:sz w:val="36"/>
+          <w:szCs w:val="36"/>
+        </w:rPr>
+      </w:pPr>
+      <w:r>
+        <w:rPr>
+          <w:rFonts w:ascii="Calibri" w:hAnsi="Calibri" w:cs="Calibri"/>
+          <w:sz w:val="36"/>
+          <w:szCs w:val="36"/>
+        </w:rPr>
+        <w:t># Add lint:</w:t>
+      </w:r>
+    </w:p>
+    <w:p>
+      <w:pPr>
+        <w:jc w:val="both"/>
+        <w:rPr>
+          <w:rFonts w:ascii="Calibri" w:hAnsi="Calibri" w:cs="Calibri"/>
+          <w:b/>
+          <w:bCs/>
+          <w:color w:val="60CAF3" w:themeColor="accent4" w:themeTint="99"/>
+          <w:sz w:val="36"/>
+          <w:szCs w:val="36"/>
+        </w:rPr>
+      </w:pPr>
+      <w:r>
+        <w:rPr>
+          <w:rFonts w:ascii="Calibri" w:hAnsi="Calibri" w:cs="Calibri"/>
+          <w:b/>
+          <w:bCs/>
+          <w:color w:val="60CAF3" w:themeColor="accent4" w:themeTint="99"/>
+          <w:sz w:val="36"/>
+          <w:szCs w:val="36"/>
+        </w:rPr>
+        <w:lastRenderedPageBreak/>
+        <w:t xml:space="preserve">ruff </w:t>
+      </w:r>
+      <w:proofErr w:type="gramStart"/>
+      <w:r>
+        <w:rPr>
+          <w:rFonts w:ascii="Calibri" w:hAnsi="Calibri" w:cs="Calibri"/>
+          <w:b/>
+          <w:bCs/>
+          <w:color w:val="60CAF3" w:themeColor="accent4" w:themeTint="99"/>
+          <w:sz w:val="36"/>
+          <w:szCs w:val="36"/>
+        </w:rPr>
+        <w:t>check .</w:t>
+      </w:r>
+      <w:proofErr w:type="gramEnd"/>
+    </w:p>
+    <w:p>
+      <w:pPr>
+        <w:jc w:val="both"/>
+        <w:rPr>
+          <w:rFonts w:ascii="Calibri" w:hAnsi="Calibri" w:cs="Calibri"/>
+          <w:sz w:val="36"/>
+          <w:szCs w:val="36"/>
+        </w:rPr>
+      </w:pPr>
+      <w:r>
+        <w:rPr>
+          <w:rFonts w:ascii="Calibri" w:hAnsi="Calibri" w:cs="Calibri"/>
+          <w:sz w:val="36"/>
+          <w:szCs w:val="36"/>
+        </w:rPr>
+        <w:t># We can also automatically fix many lint issues:</w:t>
+      </w:r>
+    </w:p>
+    <w:p>
+      <w:pPr>
+        <w:jc w:val="both"/>
+        <w:rPr>
+          <w:rFonts w:ascii="Calibri" w:hAnsi="Calibri" w:cs="Calibri"/>
+          <w:b/>
+          <w:bCs/>
+          <w:color w:val="60CAF3" w:themeColor="accent4" w:themeTint="99"/>
+          <w:sz w:val="36"/>
+          <w:szCs w:val="36"/>
+        </w:rPr>
+      </w:pPr>
+      <w:r>
+        <w:rPr>
+          <w:rFonts w:ascii="Calibri" w:hAnsi="Calibri" w:cs="Calibri"/>
+          <w:b/>
+          <w:bCs/>
+          <w:color w:val="60CAF3" w:themeColor="accent4" w:themeTint="99"/>
+          <w:sz w:val="36"/>
+          <w:szCs w:val="36"/>
+        </w:rPr>
+        <w:t xml:space="preserve">ruff </w:t>
+      </w:r>
+      <w:proofErr w:type="gramStart"/>
+      <w:r>
+        <w:rPr>
+          <w:rFonts w:ascii="Calibri" w:hAnsi="Calibri" w:cs="Calibri"/>
+          <w:b/>
+          <w:bCs/>
+          <w:color w:val="60CAF3" w:themeColor="accent4" w:themeTint="99"/>
+          <w:sz w:val="36"/>
+          <w:szCs w:val="36"/>
+        </w:rPr>
+        <w:t>check .</w:t>
+      </w:r>
+      <w:proofErr w:type="gramEnd"/>
+      <w:r>
+        <w:rPr>
+          <w:rFonts w:ascii="Calibri" w:hAnsi="Calibri" w:cs="Calibri"/>
+          <w:b/>
+          <w:bCs/>
+          <w:color w:val="60CAF3" w:themeColor="accent4" w:themeTint="99"/>
+          <w:sz w:val="36"/>
+          <w:szCs w:val="36"/>
+        </w:rPr>
+        <w:t xml:space="preserve"> --fix</w:t>
       </w:r>
     </w:p>
     <w:p>
@@ -10402,7 +10931,6 @@
   <w:style w:type="character" w:default="1" w:styleId="DefaultParagraphFont">
     <w:name w:val="Default Paragraph Font"/>
     <w:uiPriority w:val="1"/>
-    <w:semiHidden/>
     <w:unhideWhenUsed/>
   </w:style>
   <w:style w:type="table" w:default="1" w:styleId="TableNormal">
